--- a/01. UML/01. ERS/ERS_SOAP_JAVA_SINBDD_GR4.docx
+++ b/01. UML/01. ERS/ERS_SOAP_JAVA_SINBDD_GR4.docx
@@ -15518,7 +15518,7 @@
               <w:rPr>
                 <w:rFonts w:ascii="Times New Roman" w:hAnsi="Times New Roman" w:cs="Times New Roman"/>
               </w:rPr>
-              <w:t>Validar las credenciales ingresadas por el usuario, definidas en el código del servidor, y emitir un token de seguridad temporal que le permita usar los servicios del sistema.</w:t>
+              <w:t>Validar las credenciales ingresadas por el usuario, definidas en el código del servidor, y emitir un token de seguridad que le permita usar los servicios del sistema.</w:t>
             </w:r>
           </w:p>
         </w:tc>
@@ -16885,7 +16885,7 @@
               <w:rPr>
                 <w:rFonts w:ascii="Times New Roman" w:hAnsi="Times New Roman" w:cs="Times New Roman"/>
               </w:rPr>
-              <w:t>El sistema debe recibir credenciales de acceso, validarlas y generar un token de seguridad temporal para autorizar el uso de los servicios.</w:t>
+              <w:t>El sistema debe recibir credenciales de acceso, validarlas y generar un token de seguridad para autorizar el uso de los servicios.</w:t>
             </w:r>
           </w:p>
         </w:tc>
@@ -17386,7 +17386,7 @@
                 <w:sz w:val="21"/>
                 <w:szCs w:val="21"/>
               </w:rPr>
-              <w:t>El sistema debe validar el usuario y la contraseña ingresados y, si son correctos, entregar un token de acceso temporal. Si son incorrectos, debe rechazar el acceso e informar al usuario.</w:t>
+              <w:t>El sistema debe validar el usuario y la contraseña ingresados y, si son correctos, entregar un token de acceso. Si son incorrectos, debe rechazar el acceso e informar al usuario.</w:t>
             </w:r>
           </w:p>
         </w:tc>
@@ -20029,7 +20029,7 @@
                 <w:i w:val="0"/>
                 <w:iCs w:val="0"/>
               </w:rPr>
-              <w:t>El sistema solo debe procesar solicitudes de conversión que incluyan un token válido, obtenido previamente al iniciar sesión. Las solicitudes sin token, o con un token inválido o vencido, deben rechazarse de inmediato. Los clientes solo habilitarán las opciones de conversión cuando el usuario tenga una sesión activa</w:t>
+              <w:t>El sistema solo debe procesar solicitudes de conversión que incluyan un token válido, obtenido previamente al iniciar sesión. Las solicitudes sin token, o con un token inválido, deben rechazarse de inmediato. Los clientes solo habilitarán las opciones de conversión cuando el usuario tenga una sesión activa</w:t>
             </w:r>
             <w:r>
               <w:rPr>
@@ -23273,7 +23273,7 @@
         <w:rPr>
           <w:rFonts w:ascii="Times New Roman" w:hAnsi="Times New Roman" w:cs="Times New Roman"/>
         </w:rPr>
-        <w:t>Mensajes de confirmación cuando el inicio de sesión o la conversión se realicen correctamente, y mensajes de error cuando haya datos inválidos, credenciales incorrectas, un token vencido o problemas de conexión.</w:t>
+        <w:t>Mensajes de confirmación cuando el inicio de sesión o la conversión se realicen correctamente, y mensajes de error cuando haya datos inválidos, credenciales incorrectas, un token inválido o problemas de conexión.</w:t>
       </w:r>
     </w:p>
     <w:p>
@@ -23732,7 +23732,7 @@
         <w:rPr>
           <w:rFonts w:ascii="Times New Roman" w:hAnsi="Times New Roman" w:cs="Times New Roman"/>
         </w:rPr>
-        <w:t>Definir el tiempo de vigencia del token y, cuando la sesión venza, mostrar un mensaje claro que pida volver a iniciar sesión.</w:t>
+        <w:t>Mostrar un mensaje claro que pida volver a iniciar sesión cuando el token de seguridad no sea válido.</w:t>
       </w:r>
     </w:p>
     <w:p>

--- a/01. UML/01. ERS/ERS_SOAP_JAVA_SINBDD_GR4.docx
+++ b/01. UML/01. ERS/ERS_SOAP_JAVA_SINBDD_GR4.docx
@@ -318,7 +318,6 @@
                                 <w:lang w:eastAsia="en-US" w:bidi="ar-SA"/>
                               </w:rPr>
                             </w:pPr>
-                            <w:proofErr w:type="gramStart"/>
                             <w:r>
                               <w:rPr>
                                 <w:rFonts w:ascii="Calibri" w:eastAsia="Carlito" w:hAnsi="Calibri" w:cs="Calibri"/>
@@ -327,18 +326,7 @@
                                 <w:szCs w:val="22"/>
                                 <w:lang w:eastAsia="en-US" w:bidi="ar-SA"/>
                               </w:rPr>
-                              <w:t>MIS.MDU.CCNA.CCIA</w:t>
-                            </w:r>
-                            <w:proofErr w:type="gramEnd"/>
-                            <w:r>
-                              <w:rPr>
-                                <w:rFonts w:ascii="Calibri" w:eastAsia="Carlito" w:hAnsi="Calibri" w:cs="Calibri"/>
-                                <w:kern w:val="0"/>
-                                <w:sz w:val="22"/>
-                                <w:szCs w:val="22"/>
-                                <w:lang w:eastAsia="en-US" w:bidi="ar-SA"/>
-                              </w:rPr>
-                              <w:t>.</w:t>
+                              <w:t>MIS.MDU.CCNA.CCIA.</w:t>
                             </w:r>
                           </w:p>
                           <w:p>
@@ -446,7 +434,20 @@
                                 <w:szCs w:val="32"/>
                                 <w:lang w:val="en-US" w:eastAsia="en-US" w:bidi="ar-SA"/>
                               </w:rPr>
-                              <w:t>13/10/2026</w:t>
+                              <w:t>29</w:t>
+                            </w:r>
+                            <w:r>
+                              <w:rPr>
+                                <w:rFonts w:ascii="Calibri" w:eastAsia="Carlito" w:hAnsi="Calibri" w:cs="Calibri"/>
+                                <w:b/>
+                                <w:bCs/>
+                                <w:color w:val="000000"/>
+                                <w:kern w:val="0"/>
+                                <w:sz w:val="32"/>
+                                <w:szCs w:val="32"/>
+                                <w:lang w:val="en-US" w:eastAsia="en-US" w:bidi="ar-SA"/>
+                              </w:rPr>
+                              <w:t>/10/2026</w:t>
                             </w:r>
                           </w:p>
                         </w:txbxContent>
@@ -716,7 +717,6 @@
                           <w:lang w:eastAsia="en-US" w:bidi="ar-SA"/>
                         </w:rPr>
                       </w:pPr>
-                      <w:proofErr w:type="gramStart"/>
                       <w:r>
                         <w:rPr>
                           <w:rFonts w:ascii="Calibri" w:eastAsia="Carlito" w:hAnsi="Calibri" w:cs="Calibri"/>
@@ -725,18 +725,7 @@
                           <w:szCs w:val="22"/>
                           <w:lang w:eastAsia="en-US" w:bidi="ar-SA"/>
                         </w:rPr>
-                        <w:t>MIS.MDU.CCNA.CCIA</w:t>
-                      </w:r>
-                      <w:proofErr w:type="gramEnd"/>
-                      <w:r>
-                        <w:rPr>
-                          <w:rFonts w:ascii="Calibri" w:eastAsia="Carlito" w:hAnsi="Calibri" w:cs="Calibri"/>
-                          <w:kern w:val="0"/>
-                          <w:sz w:val="22"/>
-                          <w:szCs w:val="22"/>
-                          <w:lang w:eastAsia="en-US" w:bidi="ar-SA"/>
-                        </w:rPr>
-                        <w:t>.</w:t>
+                        <w:t>MIS.MDU.CCNA.CCIA.</w:t>
                       </w:r>
                     </w:p>
                     <w:p>
@@ -844,7 +833,20 @@
                           <w:szCs w:val="32"/>
                           <w:lang w:val="en-US" w:eastAsia="en-US" w:bidi="ar-SA"/>
                         </w:rPr>
-                        <w:t>13/10/2026</w:t>
+                        <w:t>29</w:t>
+                      </w:r>
+                      <w:r>
+                        <w:rPr>
+                          <w:rFonts w:ascii="Calibri" w:eastAsia="Carlito" w:hAnsi="Calibri" w:cs="Calibri"/>
+                          <w:b/>
+                          <w:bCs/>
+                          <w:color w:val="000000"/>
+                          <w:kern w:val="0"/>
+                          <w:sz w:val="32"/>
+                          <w:szCs w:val="32"/>
+                          <w:lang w:val="en-US" w:eastAsia="en-US" w:bidi="ar-SA"/>
+                        </w:rPr>
+                        <w:t>/10/2026</w:t>
                       </w:r>
                     </w:p>
                   </w:txbxContent>
@@ -10317,21 +10319,8 @@
         <w:spacing w:before="90" w:after="120" w:line="276" w:lineRule="auto"/>
         <w:jc w:val="both"/>
       </w:pPr>
-      <w:proofErr w:type="spellStart"/>
-      <w:r>
-        <w:t>Multi-canal</w:t>
-      </w:r>
-      <w:proofErr w:type="spellEnd"/>
-      <w:r>
-        <w:t xml:space="preserve">: La aplicación se despliega como cliente de consola, cliente de escritorio (Java Swing), aplicación Web (navegador) y Aplicación Móvil (Android), todas consumiendo el mismo servicio </w:t>
-      </w:r>
-      <w:proofErr w:type="spellStart"/>
-      <w:r>
-        <w:t>backend</w:t>
-      </w:r>
-      <w:proofErr w:type="spellEnd"/>
-      <w:r>
-        <w:t xml:space="preserve"> para garantizar consistencia en los resultados independientemente del canal.</w:t>
+      <w:r>
+        <w:t>Multi-canal: La aplicación se despliega como cliente de consola, cliente de escritorio (Java Swing), aplicación Web (navegador) y Aplicación Móvil (Android), todas consumiendo el mismo servicio backend para garantizar consistencia en los resultados independientemente del canal.</w:t>
       </w:r>
     </w:p>
     <w:p>
@@ -10443,23 +10432,7 @@
         <w:jc w:val="both"/>
       </w:pPr>
       <w:r>
-        <w:t xml:space="preserve">El sistema será desarrollado con NetBeans como IDE y sin uso base de datos. La arquitectura es SOA (Service </w:t>
-      </w:r>
-      <w:proofErr w:type="spellStart"/>
-      <w:r>
-        <w:t>Oriented</w:t>
-      </w:r>
-      <w:proofErr w:type="spellEnd"/>
-      <w:r>
-        <w:t xml:space="preserve"> </w:t>
-      </w:r>
-      <w:proofErr w:type="spellStart"/>
-      <w:r>
-        <w:t>Architecture</w:t>
-      </w:r>
-      <w:proofErr w:type="spellEnd"/>
-      <w:r>
-        <w:t>) usando Servicios Web SOAP con Java (JAX-WS)</w:t>
+        <w:t>El sistema será desarrollado con NetBeans como IDE y sin uso base de datos. La arquitectura es SOA (Service Oriented Architecture) usando Servicios Web SOAP con Java (JAX-WS)</w:t>
       </w:r>
     </w:p>
     <w:bookmarkEnd w:id="0"/>
@@ -10579,43 +10552,7 @@
           <w:sz w:val="24"/>
           <w:szCs w:val="24"/>
         </w:rPr>
-        <w:t xml:space="preserve">El propósito de este documento es identificar, definir y detallar los requerimientos funcionales y no funcionales del sistema “Conversión de Unidades Monster”. Además, recoge y analiza las ideas surgidas durante el proyecto, y sirve como única fuente de referencia para que el producto final responda a lo que realmente se necesita. Esta primera versión prepara el terreno para la fase de diseño. Está dirigida a los desarrolladores </w:t>
-      </w:r>
-      <w:proofErr w:type="spellStart"/>
-      <w:r>
-        <w:rPr>
-          <w:rFonts w:ascii="Times New Roman" w:hAnsi="Times New Roman" w:cs="Times New Roman"/>
-          <w:sz w:val="24"/>
-          <w:szCs w:val="24"/>
-        </w:rPr>
-        <w:t>backend</w:t>
-      </w:r>
-      <w:proofErr w:type="spellEnd"/>
-      <w:r>
-        <w:rPr>
-          <w:rFonts w:ascii="Times New Roman" w:hAnsi="Times New Roman" w:cs="Times New Roman"/>
-          <w:sz w:val="24"/>
-          <w:szCs w:val="24"/>
-        </w:rPr>
-        <w:t xml:space="preserve">, que implementarán los servicios web SOAP en Java y la validación de credenciales. También es para los desarrolladores </w:t>
-      </w:r>
-      <w:proofErr w:type="spellStart"/>
-      <w:r>
-        <w:rPr>
-          <w:rFonts w:ascii="Times New Roman" w:hAnsi="Times New Roman" w:cs="Times New Roman"/>
-          <w:sz w:val="24"/>
-          <w:szCs w:val="24"/>
-        </w:rPr>
-        <w:t>frontend</w:t>
-      </w:r>
-      <w:proofErr w:type="spellEnd"/>
-      <w:r>
-        <w:rPr>
-          <w:rFonts w:ascii="Times New Roman" w:hAnsi="Times New Roman" w:cs="Times New Roman"/>
-          <w:sz w:val="24"/>
-          <w:szCs w:val="24"/>
-        </w:rPr>
-        <w:t>, que construirán las interfaces y las conectarán con los servicios del servidor. Por último, servirá al equipo de pruebas y arquitectura, que comprobará la integridad de los datos, la seguridad y el despliegue.</w:t>
+        <w:t>El propósito de este documento es identificar, definir y detallar los requerimientos funcionales y no funcionales del sistema “Conversión de Unidades Monster”. Además, recoge y analiza las ideas surgidas durante el proyecto, y sirve como única fuente de referencia para que el producto final responda a lo que realmente se necesita. Esta primera versión prepara el terreno para la fase de diseño. Está dirigida a los desarrolladores backend, que implementarán los servicios web SOAP en Java y la validación de credenciales. También es para los desarrolladores frontend, que construirán las interfaces y las conectarán con los servicios del servidor. Por último, servirá al equipo de pruebas y arquitectura, que comprobará la integridad de los datos, la seguridad y el despliegue.</w:t>
       </w:r>
     </w:p>
     <w:p>
@@ -10780,25 +10717,7 @@
           <w:sz w:val="24"/>
           <w:szCs w:val="24"/>
         </w:rPr>
-        <w:t xml:space="preserve">Control de acceso de los </w:t>
-      </w:r>
-      <w:proofErr w:type="spellStart"/>
-      <w:r>
-        <w:rPr>
-          <w:rFonts w:ascii="Times New Roman" w:hAnsi="Times New Roman" w:cs="Times New Roman"/>
-          <w:sz w:val="24"/>
-          <w:szCs w:val="24"/>
-        </w:rPr>
-        <w:t>endpoints</w:t>
-      </w:r>
-      <w:proofErr w:type="spellEnd"/>
-      <w:r>
-        <w:rPr>
-          <w:rFonts w:ascii="Times New Roman" w:hAnsi="Times New Roman" w:cs="Times New Roman"/>
-          <w:sz w:val="24"/>
-          <w:szCs w:val="24"/>
-        </w:rPr>
-        <w:t xml:space="preserve"> de conversión. </w:t>
+        <w:t xml:space="preserve">Control de acceso de los endpoints de conversión. </w:t>
       </w:r>
     </w:p>
     <w:p>
@@ -11443,7 +11362,6 @@
                 <w:szCs w:val="24"/>
               </w:rPr>
             </w:pPr>
-            <w:proofErr w:type="spellStart"/>
             <w:r>
               <w:rPr>
                 <w:rFonts w:ascii="Times New Roman" w:hAnsi="Times New Roman" w:cs="Times New Roman"/>
@@ -11452,7 +11370,6 @@
               </w:rPr>
               <w:t>Endpoint</w:t>
             </w:r>
-            <w:proofErr w:type="spellEnd"/>
           </w:p>
         </w:tc>
         <w:tc>
@@ -11829,7 +11746,6 @@
               </w:rPr>
             </w:pPr>
             <w:bookmarkStart w:id="17" w:name="_Toc61544620"/>
-            <w:proofErr w:type="spellStart"/>
             <w:r>
               <w:rPr>
                 <w:rFonts w:ascii="Times New Roman" w:hAnsi="Times New Roman" w:cs="Times New Roman"/>
@@ -11839,7 +11755,6 @@
               <w:t>Netbeans</w:t>
             </w:r>
             <w:bookmarkEnd w:id="17"/>
-            <w:proofErr w:type="spellEnd"/>
           </w:p>
         </w:tc>
         <w:tc>
@@ -12330,25 +12245,7 @@
                 <w:sz w:val="24"/>
                 <w:szCs w:val="24"/>
               </w:rPr>
-              <w:t xml:space="preserve">Arquitectura Orientada a Servicios (Service-Oriented </w:t>
-            </w:r>
-            <w:proofErr w:type="spellStart"/>
-            <w:r>
-              <w:rPr>
-                <w:rFonts w:ascii="Times New Roman" w:hAnsi="Times New Roman" w:cs="Times New Roman"/>
-                <w:sz w:val="24"/>
-                <w:szCs w:val="24"/>
-              </w:rPr>
-              <w:t>Architecture</w:t>
-            </w:r>
-            <w:proofErr w:type="spellEnd"/>
-            <w:r>
-              <w:rPr>
-                <w:rFonts w:ascii="Times New Roman" w:hAnsi="Times New Roman" w:cs="Times New Roman"/>
-                <w:sz w:val="24"/>
-                <w:szCs w:val="24"/>
-              </w:rPr>
-              <w:t>).</w:t>
+              <w:t>Arquitectura Orientada a Servicios (Service-Oriented Architecture).</w:t>
             </w:r>
           </w:p>
         </w:tc>
@@ -12400,43 +12297,7 @@
                 <w:sz w:val="24"/>
                 <w:szCs w:val="24"/>
               </w:rPr>
-              <w:t xml:space="preserve">Protocolo Simple de Acceso a Objetos (Simple </w:t>
-            </w:r>
-            <w:proofErr w:type="spellStart"/>
-            <w:r>
-              <w:rPr>
-                <w:rFonts w:ascii="Times New Roman" w:hAnsi="Times New Roman" w:cs="Times New Roman"/>
-                <w:sz w:val="24"/>
-                <w:szCs w:val="24"/>
-              </w:rPr>
-              <w:t>Object</w:t>
-            </w:r>
-            <w:proofErr w:type="spellEnd"/>
-            <w:r>
-              <w:rPr>
-                <w:rFonts w:ascii="Times New Roman" w:hAnsi="Times New Roman" w:cs="Times New Roman"/>
-                <w:sz w:val="24"/>
-                <w:szCs w:val="24"/>
-              </w:rPr>
-              <w:t xml:space="preserve"> Access </w:t>
-            </w:r>
-            <w:proofErr w:type="spellStart"/>
-            <w:r>
-              <w:rPr>
-                <w:rFonts w:ascii="Times New Roman" w:hAnsi="Times New Roman" w:cs="Times New Roman"/>
-                <w:sz w:val="24"/>
-                <w:szCs w:val="24"/>
-              </w:rPr>
-              <w:t>Protocol</w:t>
-            </w:r>
-            <w:proofErr w:type="spellEnd"/>
-            <w:r>
-              <w:rPr>
-                <w:rFonts w:ascii="Times New Roman" w:hAnsi="Times New Roman" w:cs="Times New Roman"/>
-                <w:sz w:val="24"/>
-                <w:szCs w:val="24"/>
-              </w:rPr>
-              <w:t xml:space="preserve">). </w:t>
+              <w:t xml:space="preserve">Protocolo Simple de Acceso a Objetos (Simple Object Access Protocol). </w:t>
             </w:r>
           </w:p>
         </w:tc>
@@ -12491,16 +12352,7 @@
                 <w:sz w:val="24"/>
                 <w:szCs w:val="24"/>
               </w:rPr>
-              <w:t>Transferencia de Estado Representacional (</w:t>
-            </w:r>
-            <w:proofErr w:type="spellStart"/>
-            <w:r>
-              <w:rPr>
-                <w:rFonts w:ascii="Times New Roman" w:hAnsi="Times New Roman" w:cs="Times New Roman"/>
-                <w:sz w:val="24"/>
-                <w:szCs w:val="24"/>
-              </w:rPr>
-              <w:t>Repres</w:t>
+              <w:t>Transferencia de Estado Representacional (Repres</w:t>
             </w:r>
             <w:r>
               <w:rPr>
@@ -12516,16 +12368,7 @@
                 <w:sz w:val="24"/>
                 <w:szCs w:val="24"/>
               </w:rPr>
-              <w:t>ntational</w:t>
-            </w:r>
-            <w:proofErr w:type="spellEnd"/>
-            <w:r>
-              <w:rPr>
-                <w:rFonts w:ascii="Times New Roman" w:hAnsi="Times New Roman" w:cs="Times New Roman"/>
-                <w:sz w:val="24"/>
-                <w:szCs w:val="24"/>
-              </w:rPr>
-              <w:t xml:space="preserve"> State Transfer). </w:t>
+              <w:t xml:space="preserve">ntational State Transfer). </w:t>
             </w:r>
           </w:p>
         </w:tc>
@@ -12577,61 +12420,7 @@
                 <w:sz w:val="24"/>
                 <w:szCs w:val="24"/>
               </w:rPr>
-              <w:t>Lenguaje de Marcado Extensible (</w:t>
-            </w:r>
-            <w:proofErr w:type="spellStart"/>
-            <w:r>
-              <w:rPr>
-                <w:rFonts w:ascii="Times New Roman" w:hAnsi="Times New Roman" w:cs="Times New Roman"/>
-                <w:sz w:val="24"/>
-                <w:szCs w:val="24"/>
-              </w:rPr>
-              <w:t>eXtensible</w:t>
-            </w:r>
-            <w:proofErr w:type="spellEnd"/>
-            <w:r>
-              <w:rPr>
-                <w:rFonts w:ascii="Times New Roman" w:hAnsi="Times New Roman" w:cs="Times New Roman"/>
-                <w:sz w:val="24"/>
-                <w:szCs w:val="24"/>
-              </w:rPr>
-              <w:t xml:space="preserve"> </w:t>
-            </w:r>
-            <w:proofErr w:type="spellStart"/>
-            <w:r>
-              <w:rPr>
-                <w:rFonts w:ascii="Times New Roman" w:hAnsi="Times New Roman" w:cs="Times New Roman"/>
-                <w:sz w:val="24"/>
-                <w:szCs w:val="24"/>
-              </w:rPr>
-              <w:t>Markup</w:t>
-            </w:r>
-            <w:proofErr w:type="spellEnd"/>
-            <w:r>
-              <w:rPr>
-                <w:rFonts w:ascii="Times New Roman" w:hAnsi="Times New Roman" w:cs="Times New Roman"/>
-                <w:sz w:val="24"/>
-                <w:szCs w:val="24"/>
-              </w:rPr>
-              <w:t xml:space="preserve"> </w:t>
-            </w:r>
-            <w:proofErr w:type="spellStart"/>
-            <w:r>
-              <w:rPr>
-                <w:rFonts w:ascii="Times New Roman" w:hAnsi="Times New Roman" w:cs="Times New Roman"/>
-                <w:sz w:val="24"/>
-                <w:szCs w:val="24"/>
-              </w:rPr>
-              <w:t>Language</w:t>
-            </w:r>
-            <w:proofErr w:type="spellEnd"/>
-            <w:r>
-              <w:rPr>
-                <w:rFonts w:ascii="Times New Roman" w:hAnsi="Times New Roman" w:cs="Times New Roman"/>
-                <w:sz w:val="24"/>
-                <w:szCs w:val="24"/>
-              </w:rPr>
-              <w:t>).</w:t>
+              <w:t>Lenguaje de Marcado Extensible (eXtensible Markup Language).</w:t>
             </w:r>
           </w:p>
         </w:tc>
@@ -12685,43 +12474,7 @@
                 <w:sz w:val="24"/>
                 <w:szCs w:val="24"/>
               </w:rPr>
-              <w:t>Protocolo de Transferencia de Hipertexto (</w:t>
-            </w:r>
-            <w:proofErr w:type="spellStart"/>
-            <w:r>
-              <w:rPr>
-                <w:rFonts w:ascii="Times New Roman" w:hAnsi="Times New Roman" w:cs="Times New Roman"/>
-                <w:sz w:val="24"/>
-                <w:szCs w:val="24"/>
-              </w:rPr>
-              <w:t>Hypertext</w:t>
-            </w:r>
-            <w:proofErr w:type="spellEnd"/>
-            <w:r>
-              <w:rPr>
-                <w:rFonts w:ascii="Times New Roman" w:hAnsi="Times New Roman" w:cs="Times New Roman"/>
-                <w:sz w:val="24"/>
-                <w:szCs w:val="24"/>
-              </w:rPr>
-              <w:t xml:space="preserve"> Transfer </w:t>
-            </w:r>
-            <w:proofErr w:type="spellStart"/>
-            <w:r>
-              <w:rPr>
-                <w:rFonts w:ascii="Times New Roman" w:hAnsi="Times New Roman" w:cs="Times New Roman"/>
-                <w:sz w:val="24"/>
-                <w:szCs w:val="24"/>
-              </w:rPr>
-              <w:t>Protocol</w:t>
-            </w:r>
-            <w:proofErr w:type="spellEnd"/>
-            <w:r>
-              <w:rPr>
-                <w:rFonts w:ascii="Times New Roman" w:hAnsi="Times New Roman" w:cs="Times New Roman"/>
-                <w:sz w:val="24"/>
-                <w:szCs w:val="24"/>
-              </w:rPr>
-              <w:t xml:space="preserve">). </w:t>
+              <w:t xml:space="preserve">Protocolo de Transferencia de Hipertexto (Hypertext Transfer Protocol). </w:t>
             </w:r>
           </w:p>
         </w:tc>
@@ -12985,25 +12738,7 @@
                 <w:sz w:val="24"/>
                 <w:szCs w:val="24"/>
               </w:rPr>
-              <w:t xml:space="preserve">Objeto de Transferencia de Datos (Data Transfer </w:t>
-            </w:r>
-            <w:proofErr w:type="spellStart"/>
-            <w:r>
-              <w:rPr>
-                <w:rFonts w:ascii="Times New Roman" w:hAnsi="Times New Roman" w:cs="Times New Roman"/>
-                <w:sz w:val="24"/>
-                <w:szCs w:val="24"/>
-              </w:rPr>
-              <w:t>Object</w:t>
-            </w:r>
-            <w:proofErr w:type="spellEnd"/>
-            <w:r>
-              <w:rPr>
-                <w:rFonts w:ascii="Times New Roman" w:hAnsi="Times New Roman" w:cs="Times New Roman"/>
-                <w:sz w:val="24"/>
-                <w:szCs w:val="24"/>
-              </w:rPr>
-              <w:t>).</w:t>
+              <w:t>Objeto de Transferencia de Datos (Data Transfer Object).</w:t>
             </w:r>
           </w:p>
         </w:tc>
@@ -13055,43 +12790,7 @@
                 <w:sz w:val="24"/>
                 <w:szCs w:val="24"/>
               </w:rPr>
-              <w:t>API de Java para servicios web XML (</w:t>
-            </w:r>
-            <w:proofErr w:type="spellStart"/>
-            <w:r>
-              <w:rPr>
-                <w:rFonts w:ascii="Times New Roman" w:hAnsi="Times New Roman" w:cs="Times New Roman"/>
-                <w:sz w:val="24"/>
-                <w:szCs w:val="24"/>
-              </w:rPr>
-              <w:t>Jakarta</w:t>
-            </w:r>
-            <w:proofErr w:type="spellEnd"/>
-            <w:r>
-              <w:rPr>
-                <w:rFonts w:ascii="Times New Roman" w:hAnsi="Times New Roman" w:cs="Times New Roman"/>
-                <w:sz w:val="24"/>
-                <w:szCs w:val="24"/>
-              </w:rPr>
-              <w:t xml:space="preserve"> XML Web </w:t>
-            </w:r>
-            <w:proofErr w:type="spellStart"/>
-            <w:r>
-              <w:rPr>
-                <w:rFonts w:ascii="Times New Roman" w:hAnsi="Times New Roman" w:cs="Times New Roman"/>
-                <w:sz w:val="24"/>
-                <w:szCs w:val="24"/>
-              </w:rPr>
-              <w:t>Services</w:t>
-            </w:r>
-            <w:proofErr w:type="spellEnd"/>
-            <w:r>
-              <w:rPr>
-                <w:rFonts w:ascii="Times New Roman" w:hAnsi="Times New Roman" w:cs="Times New Roman"/>
-                <w:sz w:val="24"/>
-                <w:szCs w:val="24"/>
-              </w:rPr>
-              <w:t>).</w:t>
+              <w:t>API de Java para servicios web XML (Jakarta XML Web Services).</w:t>
             </w:r>
           </w:p>
         </w:tc>
@@ -13143,43 +12842,7 @@
                 <w:sz w:val="24"/>
                 <w:szCs w:val="24"/>
               </w:rPr>
-              <w:t xml:space="preserve">Páginas de servidor de </w:t>
-            </w:r>
-            <w:proofErr w:type="spellStart"/>
-            <w:r>
-              <w:rPr>
-                <w:rFonts w:ascii="Times New Roman" w:hAnsi="Times New Roman" w:cs="Times New Roman"/>
-                <w:sz w:val="24"/>
-                <w:szCs w:val="24"/>
-              </w:rPr>
-              <w:t>Jakarta</w:t>
-            </w:r>
-            <w:proofErr w:type="spellEnd"/>
-            <w:r>
-              <w:rPr>
-                <w:rFonts w:ascii="Times New Roman" w:hAnsi="Times New Roman" w:cs="Times New Roman"/>
-                <w:sz w:val="24"/>
-                <w:szCs w:val="24"/>
-              </w:rPr>
-              <w:t xml:space="preserve"> (</w:t>
-            </w:r>
-            <w:proofErr w:type="spellStart"/>
-            <w:r>
-              <w:rPr>
-                <w:rFonts w:ascii="Times New Roman" w:hAnsi="Times New Roman" w:cs="Times New Roman"/>
-                <w:sz w:val="24"/>
-                <w:szCs w:val="24"/>
-              </w:rPr>
-              <w:t>Jakarta</w:t>
-            </w:r>
-            <w:proofErr w:type="spellEnd"/>
-            <w:r>
-              <w:rPr>
-                <w:rFonts w:ascii="Times New Roman" w:hAnsi="Times New Roman" w:cs="Times New Roman"/>
-                <w:sz w:val="24"/>
-                <w:szCs w:val="24"/>
-              </w:rPr>
-              <w:t xml:space="preserve"> Server Pages).</w:t>
+              <w:t>Páginas de servidor de Jakarta (Jakarta Server Pages).</w:t>
             </w:r>
           </w:p>
         </w:tc>
@@ -13231,25 +12894,7 @@
                 <w:sz w:val="24"/>
                 <w:szCs w:val="24"/>
               </w:rPr>
-              <w:t xml:space="preserve">Red de área local (Local </w:t>
-            </w:r>
-            <w:proofErr w:type="spellStart"/>
-            <w:r>
-              <w:rPr>
-                <w:rFonts w:ascii="Times New Roman" w:hAnsi="Times New Roman" w:cs="Times New Roman"/>
-                <w:sz w:val="24"/>
-                <w:szCs w:val="24"/>
-              </w:rPr>
-              <w:t>Area</w:t>
-            </w:r>
-            <w:proofErr w:type="spellEnd"/>
-            <w:r>
-              <w:rPr>
-                <w:rFonts w:ascii="Times New Roman" w:hAnsi="Times New Roman" w:cs="Times New Roman"/>
-                <w:sz w:val="24"/>
-                <w:szCs w:val="24"/>
-              </w:rPr>
-              <w:t xml:space="preserve"> Network).</w:t>
+              <w:t>Red de área local (Local Area Network).</w:t>
             </w:r>
           </w:p>
         </w:tc>
@@ -13301,25 +12946,7 @@
                 <w:sz w:val="24"/>
                 <w:szCs w:val="24"/>
               </w:rPr>
-              <w:t>Modelo-Vista-Controlador (Model-View-</w:t>
-            </w:r>
-            <w:proofErr w:type="spellStart"/>
-            <w:r>
-              <w:rPr>
-                <w:rFonts w:ascii="Times New Roman" w:hAnsi="Times New Roman" w:cs="Times New Roman"/>
-                <w:sz w:val="24"/>
-                <w:szCs w:val="24"/>
-              </w:rPr>
-              <w:t>Controller</w:t>
-            </w:r>
-            <w:proofErr w:type="spellEnd"/>
-            <w:r>
-              <w:rPr>
-                <w:rFonts w:ascii="Times New Roman" w:hAnsi="Times New Roman" w:cs="Times New Roman"/>
-                <w:sz w:val="24"/>
-                <w:szCs w:val="24"/>
-              </w:rPr>
-              <w:t>).</w:t>
+              <w:t>Modelo-Vista-Controlador (Model-View-Controller).</w:t>
             </w:r>
           </w:p>
         </w:tc>
@@ -13371,43 +12998,7 @@
                 <w:sz w:val="24"/>
                 <w:szCs w:val="24"/>
               </w:rPr>
-              <w:t>Identificador único universal (</w:t>
-            </w:r>
-            <w:proofErr w:type="spellStart"/>
-            <w:r>
-              <w:rPr>
-                <w:rFonts w:ascii="Times New Roman" w:hAnsi="Times New Roman" w:cs="Times New Roman"/>
-                <w:sz w:val="24"/>
-                <w:szCs w:val="24"/>
-              </w:rPr>
-              <w:t>Universally</w:t>
-            </w:r>
-            <w:proofErr w:type="spellEnd"/>
-            <w:r>
-              <w:rPr>
-                <w:rFonts w:ascii="Times New Roman" w:hAnsi="Times New Roman" w:cs="Times New Roman"/>
-                <w:sz w:val="24"/>
-                <w:szCs w:val="24"/>
-              </w:rPr>
-              <w:t xml:space="preserve"> Unique </w:t>
-            </w:r>
-            <w:proofErr w:type="spellStart"/>
-            <w:r>
-              <w:rPr>
-                <w:rFonts w:ascii="Times New Roman" w:hAnsi="Times New Roman" w:cs="Times New Roman"/>
-                <w:sz w:val="24"/>
-                <w:szCs w:val="24"/>
-              </w:rPr>
-              <w:t>Identifier</w:t>
-            </w:r>
-            <w:proofErr w:type="spellEnd"/>
-            <w:r>
-              <w:rPr>
-                <w:rFonts w:ascii="Times New Roman" w:hAnsi="Times New Roman" w:cs="Times New Roman"/>
-                <w:sz w:val="24"/>
-                <w:szCs w:val="24"/>
-              </w:rPr>
-              <w:t>).</w:t>
+              <w:t>Identificador único universal (Universally Unique Identifier).</w:t>
             </w:r>
           </w:p>
         </w:tc>
@@ -13743,25 +13334,7 @@
                 <w:sz w:val="24"/>
                 <w:szCs w:val="24"/>
               </w:rPr>
-              <w:t xml:space="preserve">De la plantilla de formato del documento © &amp; </w:t>
-            </w:r>
-            <w:proofErr w:type="spellStart"/>
-            <w:r>
-              <w:rPr>
-                <w:rFonts w:ascii="Times New Roman" w:hAnsi="Times New Roman" w:cs="Times New Roman"/>
-                <w:sz w:val="24"/>
-                <w:szCs w:val="24"/>
-              </w:rPr>
-              <w:t>Coloriuris</w:t>
-            </w:r>
-            <w:proofErr w:type="spellEnd"/>
-            <w:r>
-              <w:rPr>
-                <w:rFonts w:ascii="Times New Roman" w:hAnsi="Times New Roman" w:cs="Times New Roman"/>
-                <w:sz w:val="24"/>
-                <w:szCs w:val="24"/>
-              </w:rPr>
-              <w:t xml:space="preserve"> </w:t>
+              <w:t xml:space="preserve">De la plantilla de formato del documento © &amp; Coloriuris </w:t>
             </w:r>
             <w:hyperlink r:id="rId13">
               <w:r>
@@ -14017,18 +13590,8 @@
                 <w:sz w:val="24"/>
                 <w:szCs w:val="24"/>
               </w:rPr>
-              <w:t xml:space="preserve">Eclipse </w:t>
-            </w:r>
-            <w:proofErr w:type="spellStart"/>
-            <w:r>
-              <w:rPr>
-                <w:rFonts w:ascii="Times New Roman" w:hAnsi="Times New Roman" w:cs="Times New Roman"/>
-                <w:sz w:val="24"/>
-                <w:szCs w:val="24"/>
-              </w:rPr>
-              <w:t>Foundation</w:t>
-            </w:r>
-            <w:proofErr w:type="spellEnd"/>
+              <w:t>Eclipse Foundation</w:t>
+            </w:r>
           </w:p>
         </w:tc>
       </w:tr>
@@ -14156,18 +13719,8 @@
                 <w:sz w:val="24"/>
                 <w:szCs w:val="24"/>
               </w:rPr>
-              <w:t xml:space="preserve">Apache Software </w:t>
-            </w:r>
-            <w:proofErr w:type="spellStart"/>
-            <w:r>
-              <w:rPr>
-                <w:rFonts w:ascii="Times New Roman" w:hAnsi="Times New Roman" w:cs="Times New Roman"/>
-                <w:sz w:val="24"/>
-                <w:szCs w:val="24"/>
-              </w:rPr>
-              <w:t>Foundation</w:t>
-            </w:r>
-            <w:proofErr w:type="spellEnd"/>
+              <w:t>Apache Software Foundation</w:t>
+            </w:r>
           </w:p>
         </w:tc>
       </w:tr>
@@ -14221,18 +13774,8 @@
                 <w:sz w:val="24"/>
                 <w:szCs w:val="24"/>
               </w:rPr>
-              <w:t xml:space="preserve">W3C SOAP </w:t>
-            </w:r>
-            <w:proofErr w:type="spellStart"/>
-            <w:r>
-              <w:rPr>
-                <w:rFonts w:ascii="Times New Roman" w:hAnsi="Times New Roman" w:cs="Times New Roman"/>
-                <w:sz w:val="24"/>
-                <w:szCs w:val="24"/>
-              </w:rPr>
-              <w:t>Specification</w:t>
-            </w:r>
-            <w:proofErr w:type="spellEnd"/>
+              <w:t>W3C SOAP Specification</w:t>
+            </w:r>
           </w:p>
         </w:tc>
         <w:tc>
@@ -14590,43 +14133,7 @@
           <w:sz w:val="24"/>
           <w:szCs w:val="24"/>
         </w:rPr>
-        <w:t xml:space="preserve">El sistema es una solución cliente-servidor independiente, creada desde cero. No reemplaza a ningún sistema anterior. El servidor funciona como proveedor central de servicios y publica dos servicios web, </w:t>
-      </w:r>
-      <w:proofErr w:type="spellStart"/>
-      <w:r>
-        <w:rPr>
-          <w:rFonts w:ascii="Times New Roman" w:hAnsi="Times New Roman" w:cs="Times New Roman"/>
-          <w:sz w:val="24"/>
-          <w:szCs w:val="24"/>
-        </w:rPr>
-        <w:t>LoginWebService</w:t>
-      </w:r>
-      <w:proofErr w:type="spellEnd"/>
-      <w:r>
-        <w:rPr>
-          <w:rFonts w:ascii="Times New Roman" w:hAnsi="Times New Roman" w:cs="Times New Roman"/>
-          <w:sz w:val="24"/>
-          <w:szCs w:val="24"/>
-        </w:rPr>
-        <w:t xml:space="preserve"> y </w:t>
-      </w:r>
-      <w:proofErr w:type="spellStart"/>
-      <w:r>
-        <w:rPr>
-          <w:rFonts w:ascii="Times New Roman" w:hAnsi="Times New Roman" w:cs="Times New Roman"/>
-          <w:sz w:val="24"/>
-          <w:szCs w:val="24"/>
-        </w:rPr>
-        <w:t>ConversorWebService</w:t>
-      </w:r>
-      <w:proofErr w:type="spellEnd"/>
-      <w:r>
-        <w:rPr>
-          <w:rFonts w:ascii="Times New Roman" w:hAnsi="Times New Roman" w:cs="Times New Roman"/>
-          <w:sz w:val="24"/>
-          <w:szCs w:val="24"/>
-        </w:rPr>
-        <w:t xml:space="preserve">, cada uno con su contrato WSDL, que los cuatro clientes usan para enviar sus peticiones y recibir respuestas estructuradas. Como no utiliza base de datos, no guarda información de forma permanente y se enfoca en procesar cada solicitud en tiempo real. Además, gracias al diseño SOA, en el futuro se podrán agregar nuevos tipos de conversión o conectar otros sistemas sin modificar el núcleo ni afectar a los clientes existentes. </w:t>
+        <w:t xml:space="preserve">El sistema es una solución cliente-servidor independiente, creada desde cero. No reemplaza a ningún sistema anterior. El servidor funciona como proveedor central de servicios y publica dos servicios web, LoginWebService y ConversorWebService, cada uno con su contrato WSDL, que los cuatro clientes usan para enviar sus peticiones y recibir respuestas estructuradas. Como no utiliza base de datos, no guarda información de forma permanente y se enfoca en procesar cada solicitud en tiempo real. Además, gracias al diseño SOA, en el futuro se podrán agregar nuevos tipos de conversión o conectar otros sistemas sin modificar el núcleo ni afectar a los clientes existentes. </w:t>
       </w:r>
     </w:p>
     <w:p>
@@ -15171,25 +14678,7 @@
           <w:sz w:val="24"/>
           <w:szCs w:val="24"/>
         </w:rPr>
-        <w:t xml:space="preserve">El sistema funcionará en un entorno de red distribuido bajo el modelo cliente-servidor y con una arquitectura orientada a servicios. El servidor central, que ofrecerá los servicios web para realizar los cálculos, se ejecutará en Payara Server 7.2026.3 con </w:t>
-      </w:r>
-      <w:proofErr w:type="spellStart"/>
-      <w:r>
-        <w:rPr>
-          <w:rFonts w:ascii="Times New Roman" w:hAnsi="Times New Roman" w:cs="Times New Roman"/>
-          <w:sz w:val="24"/>
-          <w:szCs w:val="24"/>
-        </w:rPr>
-        <w:t>Jakarta</w:t>
-      </w:r>
-      <w:proofErr w:type="spellEnd"/>
-      <w:r>
-        <w:rPr>
-          <w:rFonts w:ascii="Times New Roman" w:hAnsi="Times New Roman" w:cs="Times New Roman"/>
-          <w:sz w:val="24"/>
-          <w:szCs w:val="24"/>
-        </w:rPr>
-        <w:t xml:space="preserve"> EE 11, y el código se desarrollará y compilará en Apache NetBeans 29. Del lado de los clientes, el entorno es multiplataforma: el sistema podrá usarse desde la consola, un navegador web, una aplicación de escritorio y dispositivos móviles. Los clientes y el servidor se comunicarán por HTTP, intercambiando mensajes XML con el protocolo SOAP, por lo que se necesita una conexión de red estable. Todo este intercambio estará protegido por un mecanismo de autenticación y validación de tokens que garantiza que solo los usuarios autorizados puedan usar el servicio.</w:t>
+        <w:t>El sistema funcionará en un entorno de red distribuido bajo el modelo cliente-servidor y con una arquitectura orientada a servicios. El servidor central, que ofrecerá los servicios web para realizar los cálculos, se ejecutará en Payara Server 7.2026.3 con Jakarta EE 11, y el código se desarrollará y compilará en Apache NetBeans 29. Del lado de los clientes, el entorno es multiplataforma: el sistema podrá usarse desde la consola, un navegador web, una aplicación de escritorio y dispositivos móviles. Los clientes y el servidor se comunicarán por HTTP, intercambiando mensajes XML con el protocolo SOAP, por lo que se necesita una conexión de red estable. Todo este intercambio estará protegido por un mecanismo de autenticación y validación de tokens que garantiza que solo los usuarios autorizados puedan usar el servicio.</w:t>
       </w:r>
     </w:p>
     <w:p>
@@ -15736,25 +15225,7 @@
           <w:sz w:val="24"/>
           <w:szCs w:val="24"/>
         </w:rPr>
-        <w:t xml:space="preserve">El servidor y los clientes deben estar conectados a la misma red local, cableada o </w:t>
-      </w:r>
-      <w:proofErr w:type="spellStart"/>
-      <w:r>
-        <w:rPr>
-          <w:rFonts w:ascii="Times New Roman" w:hAnsi="Times New Roman" w:cs="Times New Roman"/>
-          <w:sz w:val="24"/>
-          <w:szCs w:val="24"/>
-        </w:rPr>
-        <w:t>Wi</w:t>
-      </w:r>
-      <w:proofErr w:type="spellEnd"/>
-      <w:r>
-        <w:rPr>
-          <w:rFonts w:ascii="Times New Roman" w:hAnsi="Times New Roman" w:cs="Times New Roman"/>
-          <w:sz w:val="24"/>
-          <w:szCs w:val="24"/>
-        </w:rPr>
-        <w:t>-Fi. No se requiere acceso a internet.</w:t>
+        <w:t>El servidor y los clientes deben estar conectados a la misma red local, cableada o Wi-Fi. No se requiere acceso a internet.</w:t>
       </w:r>
     </w:p>
     <w:p>
@@ -15816,25 +15287,7 @@
           <w:sz w:val="24"/>
           <w:szCs w:val="24"/>
         </w:rPr>
-        <w:t xml:space="preserve">El servidor de aplicaciones es Payara y la arquitectura es </w:t>
-      </w:r>
-      <w:proofErr w:type="spellStart"/>
-      <w:r>
-        <w:rPr>
-          <w:rFonts w:ascii="Times New Roman" w:hAnsi="Times New Roman" w:cs="Times New Roman"/>
-          <w:sz w:val="24"/>
-          <w:szCs w:val="24"/>
-        </w:rPr>
-        <w:t>Jakarta</w:t>
-      </w:r>
-      <w:proofErr w:type="spellEnd"/>
-      <w:r>
-        <w:rPr>
-          <w:rFonts w:ascii="Times New Roman" w:hAnsi="Times New Roman" w:cs="Times New Roman"/>
-          <w:sz w:val="24"/>
-          <w:szCs w:val="24"/>
-        </w:rPr>
-        <w:t xml:space="preserve"> EE. </w:t>
+        <w:t xml:space="preserve">El servidor de aplicaciones es Payara y la arquitectura es Jakarta EE. </w:t>
       </w:r>
     </w:p>
     <w:p>
@@ -17239,27 +16692,7 @@
                 <w:szCs w:val="24"/>
                 <w:lang w:bidi="ar"/>
               </w:rPr>
-              <w:t xml:space="preserve">Android 10 o superior, 4 GB de RAM, pantalla táctil de 6" o más y </w:t>
-            </w:r>
-            <w:proofErr w:type="spellStart"/>
-            <w:r>
-              <w:rPr>
-                <w:rFonts w:ascii="Times New Roman" w:hAnsi="Times New Roman" w:cs="Times New Roman"/>
-                <w:sz w:val="24"/>
-                <w:szCs w:val="24"/>
-                <w:lang w:bidi="ar"/>
-              </w:rPr>
-              <w:t>Wi</w:t>
-            </w:r>
-            <w:proofErr w:type="spellEnd"/>
-            <w:r>
-              <w:rPr>
-                <w:rFonts w:ascii="Times New Roman" w:hAnsi="Times New Roman" w:cs="Times New Roman"/>
-                <w:sz w:val="24"/>
-                <w:szCs w:val="24"/>
-                <w:lang w:bidi="ar"/>
-              </w:rPr>
-              <w:t>-Fi</w:t>
+              <w:t>Android 10 o superior, 4 GB de RAM, pantalla táctil de 6" o más y Wi-Fi</w:t>
             </w:r>
           </w:p>
         </w:tc>
@@ -17335,7 +16768,6 @@
                 <w:szCs w:val="24"/>
               </w:rPr>
             </w:pPr>
-            <w:proofErr w:type="spellStart"/>
             <w:r>
               <w:rPr>
                 <w:rFonts w:ascii="Times New Roman" w:hAnsi="Times New Roman" w:cs="Times New Roman"/>
@@ -17343,17 +16775,7 @@
                 <w:szCs w:val="24"/>
                 <w:lang w:bidi="ar"/>
               </w:rPr>
-              <w:t>Router</w:t>
-            </w:r>
-            <w:proofErr w:type="spellEnd"/>
-            <w:r>
-              <w:rPr>
-                <w:rFonts w:ascii="Times New Roman" w:hAnsi="Times New Roman" w:cs="Times New Roman"/>
-                <w:sz w:val="24"/>
-                <w:szCs w:val="24"/>
-                <w:lang w:bidi="ar"/>
-              </w:rPr>
-              <w:t xml:space="preserve"> inalámbrico</w:t>
+              <w:t>Router inalámbrico</w:t>
             </w:r>
           </w:p>
         </w:tc>
@@ -17418,27 +16840,7 @@
                 <w:lang w:bidi="ar"/>
               </w:rPr>
               <w:lastRenderedPageBreak/>
-              <w:t>TP-</w:t>
-            </w:r>
-            <w:proofErr w:type="gramStart"/>
-            <w:r>
-              <w:rPr>
-                <w:rFonts w:ascii="Times New Roman" w:hAnsi="Times New Roman" w:cs="Times New Roman"/>
-                <w:sz w:val="24"/>
-                <w:szCs w:val="24"/>
-                <w:lang w:bidi="ar"/>
-              </w:rPr>
-              <w:t>Link</w:t>
-            </w:r>
-            <w:proofErr w:type="gramEnd"/>
-            <w:r>
-              <w:rPr>
-                <w:rFonts w:ascii="Times New Roman" w:hAnsi="Times New Roman" w:cs="Times New Roman"/>
-                <w:sz w:val="24"/>
-                <w:szCs w:val="24"/>
-                <w:lang w:bidi="ar"/>
-              </w:rPr>
-              <w:t xml:space="preserve"> Archer </w:t>
+              <w:t xml:space="preserve">TP-Link Archer </w:t>
             </w:r>
             <w:r>
               <w:rPr>
@@ -18214,27 +17616,7 @@
                 <w:szCs w:val="24"/>
                 <w:lang w:bidi="ar"/>
               </w:rPr>
-              <w:t xml:space="preserve">Programa desde el cual se accede al cliente web, desarrollado con JSP y </w:t>
-            </w:r>
-            <w:proofErr w:type="spellStart"/>
-            <w:r>
-              <w:rPr>
-                <w:rFonts w:ascii="Times New Roman" w:hAnsi="Times New Roman" w:cs="Times New Roman"/>
-                <w:sz w:val="24"/>
-                <w:szCs w:val="24"/>
-                <w:lang w:bidi="ar"/>
-              </w:rPr>
-              <w:t>Servlets</w:t>
-            </w:r>
-            <w:proofErr w:type="spellEnd"/>
-            <w:r>
-              <w:rPr>
-                <w:rFonts w:ascii="Times New Roman" w:hAnsi="Times New Roman" w:cs="Times New Roman"/>
-                <w:sz w:val="24"/>
-                <w:szCs w:val="24"/>
-                <w:lang w:bidi="ar"/>
-              </w:rPr>
-              <w:t>.</w:t>
+              <w:t>Programa desde el cual se accede al cliente web, desarrollado con JSP y Servlets.</w:t>
             </w:r>
           </w:p>
         </w:tc>
@@ -18318,27 +17700,7 @@
                 <w:szCs w:val="24"/>
                 <w:lang w:bidi="ar"/>
               </w:rPr>
-              <w:t xml:space="preserve">Payara Server 7 con </w:t>
-            </w:r>
-            <w:proofErr w:type="spellStart"/>
-            <w:r>
-              <w:rPr>
-                <w:rFonts w:ascii="Times New Roman" w:hAnsi="Times New Roman" w:cs="Times New Roman"/>
-                <w:sz w:val="24"/>
-                <w:szCs w:val="24"/>
-                <w:lang w:bidi="ar"/>
-              </w:rPr>
-              <w:t>Jakarta</w:t>
-            </w:r>
-            <w:proofErr w:type="spellEnd"/>
-            <w:r>
-              <w:rPr>
-                <w:rFonts w:ascii="Times New Roman" w:hAnsi="Times New Roman" w:cs="Times New Roman"/>
-                <w:sz w:val="24"/>
-                <w:szCs w:val="24"/>
-                <w:lang w:bidi="ar"/>
-              </w:rPr>
-              <w:t xml:space="preserve"> EE 11</w:t>
+              <w:t>Payara Server 7 con Jakarta EE 11</w:t>
             </w:r>
           </w:p>
         </w:tc>
@@ -18365,47 +17727,7 @@
                 <w:szCs w:val="24"/>
                 <w:lang w:bidi="ar"/>
               </w:rPr>
-              <w:t xml:space="preserve">Software que aloja el proyecto WS_CON_UNI_JAVA_SOAP (servicios </w:t>
-            </w:r>
-            <w:proofErr w:type="spellStart"/>
-            <w:r>
-              <w:rPr>
-                <w:rFonts w:ascii="Times New Roman" w:hAnsi="Times New Roman" w:cs="Times New Roman"/>
-                <w:sz w:val="24"/>
-                <w:szCs w:val="24"/>
-                <w:lang w:bidi="ar"/>
-              </w:rPr>
-              <w:t>LoginWebService</w:t>
-            </w:r>
-            <w:proofErr w:type="spellEnd"/>
-            <w:r>
-              <w:rPr>
-                <w:rFonts w:ascii="Times New Roman" w:hAnsi="Times New Roman" w:cs="Times New Roman"/>
-                <w:sz w:val="24"/>
-                <w:szCs w:val="24"/>
-                <w:lang w:bidi="ar"/>
-              </w:rPr>
-              <w:t xml:space="preserve"> y </w:t>
-            </w:r>
-            <w:proofErr w:type="spellStart"/>
-            <w:r>
-              <w:rPr>
-                <w:rFonts w:ascii="Times New Roman" w:hAnsi="Times New Roman" w:cs="Times New Roman"/>
-                <w:sz w:val="24"/>
-                <w:szCs w:val="24"/>
-                <w:lang w:bidi="ar"/>
-              </w:rPr>
-              <w:t>ConversorWebService</w:t>
-            </w:r>
-            <w:proofErr w:type="spellEnd"/>
-            <w:r>
-              <w:rPr>
-                <w:rFonts w:ascii="Times New Roman" w:hAnsi="Times New Roman" w:cs="Times New Roman"/>
-                <w:sz w:val="24"/>
-                <w:szCs w:val="24"/>
-                <w:lang w:bidi="ar"/>
-              </w:rPr>
-              <w:t>) y el cliente web.</w:t>
+              <w:t>Software que aloja el proyecto WS_CON_UNI_JAVA_SOAP (servicios LoginWebService y ConversorWebService) y el cliente web.</w:t>
             </w:r>
           </w:p>
         </w:tc>
@@ -18488,47 +17810,7 @@
                 <w:szCs w:val="24"/>
                 <w:lang w:bidi="ar"/>
               </w:rPr>
-              <w:t xml:space="preserve">SOAP sobre HTTP, con </w:t>
-            </w:r>
-            <w:proofErr w:type="spellStart"/>
-            <w:r>
-              <w:rPr>
-                <w:rFonts w:ascii="Times New Roman" w:hAnsi="Times New Roman" w:cs="Times New Roman"/>
-                <w:sz w:val="24"/>
-                <w:szCs w:val="24"/>
-                <w:lang w:bidi="ar"/>
-              </w:rPr>
-              <w:t>Jakarta</w:t>
-            </w:r>
-            <w:proofErr w:type="spellEnd"/>
-            <w:r>
-              <w:rPr>
-                <w:rFonts w:ascii="Times New Roman" w:hAnsi="Times New Roman" w:cs="Times New Roman"/>
-                <w:sz w:val="24"/>
-                <w:szCs w:val="24"/>
-                <w:lang w:bidi="ar"/>
-              </w:rPr>
-              <w:t xml:space="preserve"> XML Web </w:t>
-            </w:r>
-            <w:proofErr w:type="spellStart"/>
-            <w:r>
-              <w:rPr>
-                <w:rFonts w:ascii="Times New Roman" w:hAnsi="Times New Roman" w:cs="Times New Roman"/>
-                <w:sz w:val="24"/>
-                <w:szCs w:val="24"/>
-                <w:lang w:bidi="ar"/>
-              </w:rPr>
-              <w:t>Services</w:t>
-            </w:r>
-            <w:proofErr w:type="spellEnd"/>
-            <w:r>
-              <w:rPr>
-                <w:rFonts w:ascii="Times New Roman" w:hAnsi="Times New Roman" w:cs="Times New Roman"/>
-                <w:sz w:val="24"/>
-                <w:szCs w:val="24"/>
-                <w:lang w:bidi="ar"/>
-              </w:rPr>
-              <w:t xml:space="preserve"> (Metro) y un </w:t>
+              <w:t xml:space="preserve">SOAP sobre HTTP, con Jakarta XML Web Services (Metro) y un </w:t>
             </w:r>
             <w:r>
               <w:rPr>
@@ -18660,27 +17942,7 @@
           <w:sz w:val="24"/>
           <w:szCs w:val="24"/>
         </w:rPr>
-        <w:t>El sistema “Conversión de Unidades Monster” no se conecta a ninguna base de datos. Toda la comunicación se realiza a través de la red, mediante el protocolo HTTP sobre TCP/IP, o HTTPS si se habilita una conexión segura. Los cuatro clientes, web, móvil, escritorio y consola se comunican con el servidor central usando el estándar SOAP. Tanto las peticiones de los clientes como las respuestas del servidor se envían en formato XML, según el contrato definido en el archivo WSDL. El servidor recibirá las peticiones en el puerto 8080, bajo la ruta /WS_CON_UNI_JAVA_SOAP/ (por ejemplo, http://&lt;IP del servidor&gt;:8080/WS_CON_UNI_JAVA_SOAP/</w:t>
-      </w:r>
-      <w:proofErr w:type="spellStart"/>
-      <w:proofErr w:type="gramStart"/>
-      <w:r>
-        <w:rPr>
-          <w:rFonts w:ascii="Times New Roman" w:hAnsi="Times New Roman" w:cs="Times New Roman"/>
-          <w:sz w:val="24"/>
-          <w:szCs w:val="24"/>
-        </w:rPr>
-        <w:t>LoginWebService?wsdl</w:t>
-      </w:r>
-      <w:proofErr w:type="spellEnd"/>
-      <w:proofErr w:type="gramEnd"/>
-      <w:r>
-        <w:rPr>
-          <w:rFonts w:ascii="Times New Roman" w:hAnsi="Times New Roman" w:cs="Times New Roman"/>
-          <w:sz w:val="24"/>
-          <w:szCs w:val="24"/>
-        </w:rPr>
-        <w:t>). Si se habilita SSL, usará el puerto HTTPS configurado en Payara (8181 por defecto). El token viaja como parámetro dentro del cuerpo de cada mensaje SOAP.</w:t>
+        <w:t>El sistema “Conversión de Unidades Monster” no se conecta a ninguna base de datos. Toda la comunicación se realiza a través de la red, mediante el protocolo HTTP sobre TCP/IP, o HTTPS si se habilita una conexión segura. Los cuatro clientes, web, móvil, escritorio y consola se comunican con el servidor central usando el estándar SOAP. Tanto las peticiones de los clientes como las respuestas del servidor se envían en formato XML, según el contrato definido en el archivo WSDL. El servidor recibirá las peticiones en el puerto 8080, bajo la ruta /WS_CON_UNI_JAVA_SOAP/ (por ejemplo, http://&lt;IP del servidor&gt;:8080/WS_CON_UNI_JAVA_SOAP/LoginWebService?wsdl). Si se habilita SSL, usará el puerto HTTPS configurado en Payara (8181 por defecto). El token viaja como parámetro dentro del cuerpo de cada mensaje SOAP.</w:t>
       </w:r>
     </w:p>
     <w:p>
@@ -22295,63 +21557,7 @@
               <w:rPr>
                 <w:rFonts w:cs="Times New Roman"/>
               </w:rPr>
-              <w:t xml:space="preserve">Unidades: longitud (m, cm, ft, yd, mi); masa (g, kg, oz, lb, </w:t>
-            </w:r>
-            <w:proofErr w:type="spellStart"/>
-            <w:r>
-              <w:rPr>
-                <w:rFonts w:cs="Times New Roman"/>
-              </w:rPr>
-              <w:t>qq</w:t>
-            </w:r>
-            <w:proofErr w:type="spellEnd"/>
-            <w:r>
-              <w:rPr>
-                <w:rFonts w:cs="Times New Roman"/>
-              </w:rPr>
-              <w:t xml:space="preserve">); temperatura (°C, °F, K, </w:t>
-            </w:r>
-            <w:proofErr w:type="spellStart"/>
-            <w:r>
-              <w:rPr>
-                <w:rFonts w:cs="Times New Roman"/>
-              </w:rPr>
-              <w:t>°N</w:t>
-            </w:r>
-            <w:proofErr w:type="spellEnd"/>
-            <w:r>
-              <w:rPr>
-                <w:rFonts w:cs="Times New Roman"/>
-              </w:rPr>
-              <w:t xml:space="preserve">, </w:t>
-            </w:r>
-            <w:proofErr w:type="spellStart"/>
-            <w:r>
-              <w:rPr>
-                <w:rFonts w:cs="Times New Roman"/>
-              </w:rPr>
-              <w:t>°Ré</w:t>
-            </w:r>
-            <w:proofErr w:type="spellEnd"/>
-            <w:r>
-              <w:rPr>
-                <w:rFonts w:cs="Times New Roman"/>
-              </w:rPr>
-              <w:t>); área (cm2, m2, km2, ha, ft2, ac); volumen (</w:t>
-            </w:r>
-            <w:proofErr w:type="spellStart"/>
-            <w:r>
-              <w:rPr>
-                <w:rFonts w:cs="Times New Roman"/>
-              </w:rPr>
-              <w:t>mL</w:t>
-            </w:r>
-            <w:proofErr w:type="spellEnd"/>
-            <w:r>
-              <w:rPr>
-                <w:rFonts w:cs="Times New Roman"/>
-              </w:rPr>
-              <w:t>, L, m3, ft3, gal); tiempo (ms, s, min, h, d, w). Se detalla en ECUD2.</w:t>
+              <w:t>Unidades: longitud (m, cm, ft, yd, mi); masa (g, kg, oz, lb, qq); temperatura (°C, °F, K, °N, °Ré); área (cm2, m2, km2, ha, ft2, ac); volumen (mL, L, m3, ft3, gal); tiempo (ms, s, min, h, d, w). Se detalla en ECUD2.</w:t>
             </w:r>
           </w:p>
         </w:tc>
@@ -23019,39 +22225,7 @@
                 <w:rFonts w:cs="Times New Roman"/>
                 <w:lang w:val="es-ES"/>
               </w:rPr>
-              <w:t xml:space="preserve">Antes de enviar una conversión, el cliente debe verificar que se hayan elegido la magnitud, la unidad de origen y la de destino; que el valor no esté vacío y sea un número decimal escrito con punto o coma, sin espacios ni notación científica, con un máximo de 9 dígitos enteros y 6 decimales; que no sea negativo, salvo en temperatura, y que la temperatura no sea menor al cero absoluto de la escala de origen (−273,15 °C; −459,67 °F; 0 K; −90,1395 </w:t>
-            </w:r>
-            <w:proofErr w:type="spellStart"/>
-            <w:r>
-              <w:rPr>
-                <w:rFonts w:cs="Times New Roman"/>
-                <w:lang w:val="es-ES"/>
-              </w:rPr>
-              <w:t>°N</w:t>
-            </w:r>
-            <w:proofErr w:type="spellEnd"/>
-            <w:r>
-              <w:rPr>
-                <w:rFonts w:cs="Times New Roman"/>
-                <w:lang w:val="es-ES"/>
-              </w:rPr>
-              <w:t xml:space="preserve">; −218,52 </w:t>
-            </w:r>
-            <w:proofErr w:type="spellStart"/>
-            <w:r>
-              <w:rPr>
-                <w:rFonts w:cs="Times New Roman"/>
-                <w:lang w:val="es-ES"/>
-              </w:rPr>
-              <w:t>°Ré</w:t>
-            </w:r>
-            <w:proofErr w:type="spellEnd"/>
-            <w:r>
-              <w:rPr>
-                <w:rFonts w:cs="Times New Roman"/>
-                <w:lang w:val="es-ES"/>
-              </w:rPr>
-              <w:t>). Si algún dato no es válido, la petición no se envía y se informa el motivo al usuario.</w:t>
+              <w:t>Antes de enviar una conversión, el cliente debe verificar que se hayan elegido la magnitud, la unidad de origen y la de destino; que el valor no esté vacío y sea un número decimal escrito con punto o coma, sin espacios ni notación científica, con un máximo de 9 dígitos enteros y 6 decimales; que no sea negativo, salvo en temperatura, y que la temperatura no sea menor al cero absoluto de la escala de origen (−273,15 °C; −459,67 °F; 0 K; −90,1395 °N; −218,52 °Ré). Si algún dato no es válido, la petición no se envía y se informa el motivo al usuario.</w:t>
             </w:r>
           </w:p>
         </w:tc>
@@ -24650,21 +23824,7 @@
               <w:rPr>
                 <w:rFonts w:cs="Times New Roman"/>
               </w:rPr>
-              <w:t xml:space="preserve">Códigos de magnitud aceptados: </w:t>
-            </w:r>
-            <w:proofErr w:type="spellStart"/>
-            <w:r>
-              <w:rPr>
-                <w:rFonts w:cs="Times New Roman"/>
-              </w:rPr>
-              <w:t>Area</w:t>
-            </w:r>
-            <w:proofErr w:type="spellEnd"/>
-            <w:r>
-              <w:rPr>
-                <w:rFonts w:cs="Times New Roman"/>
-              </w:rPr>
-              <w:t>, Longitud, Masa, Temperatura, Tiempo y Volumen; se distinguen mayúsculas y minúsculas. Se detalla en ECUD7.</w:t>
+              <w:t>Códigos de magnitud aceptados: Area, Longitud, Masa, Temperatura, Tiempo y Volumen; se distinguen mayúsculas y minúsculas. Se detalla en ECUD7.</w:t>
             </w:r>
           </w:p>
         </w:tc>
@@ -24965,95 +24125,7 @@
                 <w:sz w:val="24"/>
                 <w:szCs w:val="24"/>
               </w:rPr>
-              <w:t xml:space="preserve">El servidor central debe ofrecer sus servicios de autenticación y conversión únicamente mediante el protocolo SOAP, mediante dos servicios web: </w:t>
-            </w:r>
-            <w:proofErr w:type="spellStart"/>
-            <w:r>
-              <w:rPr>
-                <w:rFonts w:ascii="Times New Roman" w:hAnsi="Times New Roman" w:cs="Times New Roman"/>
-                <w:i w:val="0"/>
-                <w:iCs w:val="0"/>
-                <w:sz w:val="24"/>
-                <w:szCs w:val="24"/>
-              </w:rPr>
-              <w:t>LoginWebService</w:t>
-            </w:r>
-            <w:proofErr w:type="spellEnd"/>
-            <w:r>
-              <w:rPr>
-                <w:rFonts w:ascii="Times New Roman" w:hAnsi="Times New Roman" w:cs="Times New Roman"/>
-                <w:i w:val="0"/>
-                <w:iCs w:val="0"/>
-                <w:sz w:val="24"/>
-                <w:szCs w:val="24"/>
-              </w:rPr>
-              <w:t xml:space="preserve"> (operación login) y </w:t>
-            </w:r>
-            <w:proofErr w:type="spellStart"/>
-            <w:r>
-              <w:rPr>
-                <w:rFonts w:ascii="Times New Roman" w:hAnsi="Times New Roman" w:cs="Times New Roman"/>
-                <w:i w:val="0"/>
-                <w:iCs w:val="0"/>
-                <w:sz w:val="24"/>
-                <w:szCs w:val="24"/>
-              </w:rPr>
-              <w:t>ConversorWebService</w:t>
-            </w:r>
-            <w:proofErr w:type="spellEnd"/>
-            <w:r>
-              <w:rPr>
-                <w:rFonts w:ascii="Times New Roman" w:hAnsi="Times New Roman" w:cs="Times New Roman"/>
-                <w:i w:val="0"/>
-                <w:iCs w:val="0"/>
-                <w:sz w:val="24"/>
-                <w:szCs w:val="24"/>
-              </w:rPr>
-              <w:t xml:space="preserve"> (operaciones </w:t>
-            </w:r>
-            <w:proofErr w:type="spellStart"/>
-            <w:r>
-              <w:rPr>
-                <w:rFonts w:ascii="Times New Roman" w:hAnsi="Times New Roman" w:cs="Times New Roman"/>
-                <w:i w:val="0"/>
-                <w:iCs w:val="0"/>
-                <w:sz w:val="24"/>
-                <w:szCs w:val="24"/>
-              </w:rPr>
-              <w:t>convert</w:t>
-            </w:r>
-            <w:proofErr w:type="spellEnd"/>
-            <w:r>
-              <w:rPr>
-                <w:rFonts w:ascii="Times New Roman" w:hAnsi="Times New Roman" w:cs="Times New Roman"/>
-                <w:i w:val="0"/>
-                <w:iCs w:val="0"/>
-                <w:sz w:val="24"/>
-                <w:szCs w:val="24"/>
-              </w:rPr>
-              <w:t xml:space="preserve"> y </w:t>
-            </w:r>
-            <w:proofErr w:type="spellStart"/>
-            <w:r>
-              <w:rPr>
-                <w:rFonts w:ascii="Times New Roman" w:hAnsi="Times New Roman" w:cs="Times New Roman"/>
-                <w:i w:val="0"/>
-                <w:iCs w:val="0"/>
-                <w:sz w:val="24"/>
-                <w:szCs w:val="24"/>
-              </w:rPr>
-              <w:t>catalog</w:t>
-            </w:r>
-            <w:proofErr w:type="spellEnd"/>
-            <w:r>
-              <w:rPr>
-                <w:rFonts w:ascii="Times New Roman" w:hAnsi="Times New Roman" w:cs="Times New Roman"/>
-                <w:i w:val="0"/>
-                <w:iCs w:val="0"/>
-                <w:sz w:val="24"/>
-                <w:szCs w:val="24"/>
-              </w:rPr>
-              <w:t>), cada uno con su contrato WSDL.</w:t>
+              <w:t>El servidor central debe ofrecer sus servicios de autenticación y conversión únicamente mediante el protocolo SOAP, mediante dos servicios web: LoginWebService (operación login) y ConversorWebService (operaciones convert y catalog), cada uno con su contrato WSDL.</w:t>
             </w:r>
           </w:p>
         </w:tc>
@@ -25436,9 +24508,8 @@
                 <w:sz w:val="24"/>
                 <w:szCs w:val="24"/>
               </w:rPr>
-              <w:t xml:space="preserve">El servidor debe desarrollarse en Java bajo la especificación </w:t>
-            </w:r>
-            <w:proofErr w:type="spellStart"/>
+              <w:t>El servidor debe desarrollarse en Java bajo la especificación Jakarta EE, construirse en el entorno NetBeans y desplegarse en Payara Server.</w:t>
+            </w:r>
             <w:r>
               <w:rPr>
                 <w:rFonts w:ascii="Times New Roman" w:hAnsi="Times New Roman" w:cs="Times New Roman"/>
@@ -25447,72 +24518,7 @@
                 <w:sz w:val="24"/>
                 <w:szCs w:val="24"/>
               </w:rPr>
-              <w:t>Jakarta</w:t>
-            </w:r>
-            <w:proofErr w:type="spellEnd"/>
-            <w:r>
-              <w:rPr>
-                <w:rFonts w:ascii="Times New Roman" w:hAnsi="Times New Roman" w:cs="Times New Roman"/>
-                <w:i w:val="0"/>
-                <w:iCs w:val="0"/>
-                <w:sz w:val="24"/>
-                <w:szCs w:val="24"/>
-              </w:rPr>
-              <w:t xml:space="preserve"> EE, construirse en el entorno NetBeans y desplegarse en Payara Server.</w:t>
-            </w:r>
-            <w:r>
-              <w:rPr>
-                <w:rFonts w:ascii="Times New Roman" w:hAnsi="Times New Roman" w:cs="Times New Roman"/>
-                <w:i w:val="0"/>
-                <w:iCs w:val="0"/>
-                <w:sz w:val="24"/>
-                <w:szCs w:val="24"/>
-              </w:rPr>
-              <w:t xml:space="preserve"> Se compila con nivel Java 17 y usa la implementación Metro de </w:t>
-            </w:r>
-            <w:proofErr w:type="spellStart"/>
-            <w:r>
-              <w:rPr>
-                <w:rFonts w:ascii="Times New Roman" w:hAnsi="Times New Roman" w:cs="Times New Roman"/>
-                <w:i w:val="0"/>
-                <w:iCs w:val="0"/>
-                <w:sz w:val="24"/>
-                <w:szCs w:val="24"/>
-              </w:rPr>
-              <w:t>Jakarta</w:t>
-            </w:r>
-            <w:proofErr w:type="spellEnd"/>
-            <w:r>
-              <w:rPr>
-                <w:rFonts w:ascii="Times New Roman" w:hAnsi="Times New Roman" w:cs="Times New Roman"/>
-                <w:i w:val="0"/>
-                <w:iCs w:val="0"/>
-                <w:sz w:val="24"/>
-                <w:szCs w:val="24"/>
-              </w:rPr>
-              <w:t xml:space="preserve"> XML Web </w:t>
-            </w:r>
-            <w:proofErr w:type="spellStart"/>
-            <w:r>
-              <w:rPr>
-                <w:rFonts w:ascii="Times New Roman" w:hAnsi="Times New Roman" w:cs="Times New Roman"/>
-                <w:i w:val="0"/>
-                <w:iCs w:val="0"/>
-                <w:sz w:val="24"/>
-                <w:szCs w:val="24"/>
-              </w:rPr>
-              <w:t>Services</w:t>
-            </w:r>
-            <w:proofErr w:type="spellEnd"/>
-            <w:r>
-              <w:rPr>
-                <w:rFonts w:ascii="Times New Roman" w:hAnsi="Times New Roman" w:cs="Times New Roman"/>
-                <w:i w:val="0"/>
-                <w:iCs w:val="0"/>
-                <w:sz w:val="24"/>
-                <w:szCs w:val="24"/>
-              </w:rPr>
-              <w:t xml:space="preserve"> (versión 4.0.6).</w:t>
+              <w:t xml:space="preserve"> Se compila con nivel Java 17 y usa la implementación Metro de Jakarta XML Web Services (versión 4.0.6).</w:t>
             </w:r>
           </w:p>
         </w:tc>
@@ -29417,25 +28423,7 @@
           <w:sz w:val="24"/>
           <w:szCs w:val="24"/>
         </w:rPr>
-        <w:t xml:space="preserve">Cada cliente debe desarrollarse con la tecnología correspondiente a su plataforma: la versión web con JSP y </w:t>
-      </w:r>
-      <w:proofErr w:type="spellStart"/>
-      <w:r>
-        <w:rPr>
-          <w:rFonts w:ascii="Times New Roman" w:hAnsi="Times New Roman" w:cs="Times New Roman"/>
-          <w:sz w:val="24"/>
-          <w:szCs w:val="24"/>
-        </w:rPr>
-        <w:t>Servlets</w:t>
-      </w:r>
-      <w:proofErr w:type="spellEnd"/>
-      <w:r>
-        <w:rPr>
-          <w:rFonts w:ascii="Times New Roman" w:hAnsi="Times New Roman" w:cs="Times New Roman"/>
-          <w:sz w:val="24"/>
-          <w:szCs w:val="24"/>
-        </w:rPr>
-        <w:t>, la de escritorio con Swing, la móvil como aplicación Android nativa en Java y la de consola como una aplicación de texto.</w:t>
+        <w:t>Cada cliente debe desarrollarse con la tecnología correspondiente a su plataforma: la versión web con JSP y Servlets, la de escritorio con Swing, la móvil como aplicación Android nativa en Java y la de consola como una aplicación de texto.</w:t>
       </w:r>
     </w:p>
     <w:p>
@@ -29615,25 +28603,7 @@
           <w:sz w:val="24"/>
           <w:szCs w:val="24"/>
         </w:rPr>
-        <w:t xml:space="preserve">Cliente móvil: dispositivo con Android 7.0 (API 24) o superior (se recomienda Android 10 o superior), 4 GB de RAM y conexión </w:t>
-      </w:r>
-      <w:proofErr w:type="spellStart"/>
-      <w:r>
-        <w:rPr>
-          <w:rFonts w:ascii="Times New Roman" w:hAnsi="Times New Roman" w:cs="Times New Roman"/>
-          <w:sz w:val="24"/>
-          <w:szCs w:val="24"/>
-        </w:rPr>
-        <w:t>Wi</w:t>
-      </w:r>
-      <w:proofErr w:type="spellEnd"/>
-      <w:r>
-        <w:rPr>
-          <w:rFonts w:ascii="Times New Roman" w:hAnsi="Times New Roman" w:cs="Times New Roman"/>
-          <w:sz w:val="24"/>
-          <w:szCs w:val="24"/>
-        </w:rPr>
-        <w:t>-Fi.</w:t>
+        <w:t>Cliente móvil: dispositivo con Android 7.0 (API 24) o superior (se recomienda Android 10 o superior), 4 GB de RAM y conexión Wi-Fi.</w:t>
       </w:r>
     </w:p>
     <w:p>
@@ -30377,25 +29347,7 @@
           <w:sz w:val="24"/>
           <w:szCs w:val="24"/>
         </w:rPr>
-        <w:t xml:space="preserve">Teclado, </w:t>
-      </w:r>
-      <w:proofErr w:type="gramStart"/>
-      <w:r>
-        <w:rPr>
-          <w:rFonts w:ascii="Times New Roman" w:hAnsi="Times New Roman" w:cs="Times New Roman"/>
-          <w:sz w:val="24"/>
-          <w:szCs w:val="24"/>
-        </w:rPr>
-        <w:t>mouse</w:t>
-      </w:r>
-      <w:proofErr w:type="gramEnd"/>
-      <w:r>
-        <w:rPr>
-          <w:rFonts w:ascii="Times New Roman" w:hAnsi="Times New Roman" w:cs="Times New Roman"/>
-          <w:sz w:val="24"/>
-          <w:szCs w:val="24"/>
-        </w:rPr>
-        <w:t xml:space="preserve"> y pantalla táctil: deben permitir ingresar credenciales y valores, seleccionar opciones y ejecutar acciones sin problemas.</w:t>
+        <w:t>Teclado, mouse y pantalla táctil: deben permitir ingresar credenciales y valores, seleccionar opciones y ejecutar acciones sin problemas.</w:t>
       </w:r>
     </w:p>
     <w:p>
@@ -30512,25 +29464,7 @@
           <w:sz w:val="24"/>
           <w:szCs w:val="24"/>
         </w:rPr>
-        <w:t xml:space="preserve">Entorno de ejecución: JDK 25 (el servidor y el cliente web se compilan con nivel 17, el cliente de consola con nivel 21 y el de escritorio con nivel 25), y Payara Server con </w:t>
-      </w:r>
-      <w:proofErr w:type="spellStart"/>
-      <w:r>
-        <w:rPr>
-          <w:rFonts w:ascii="Times New Roman" w:hAnsi="Times New Roman" w:cs="Times New Roman"/>
-          <w:sz w:val="24"/>
-          <w:szCs w:val="24"/>
-        </w:rPr>
-        <w:t>Jakarta</w:t>
-      </w:r>
-      <w:proofErr w:type="spellEnd"/>
-      <w:r>
-        <w:rPr>
-          <w:rFonts w:ascii="Times New Roman" w:hAnsi="Times New Roman" w:cs="Times New Roman"/>
-          <w:sz w:val="24"/>
-          <w:szCs w:val="24"/>
-        </w:rPr>
-        <w:t xml:space="preserve"> EE para publicar el servicio SOAP.</w:t>
+        <w:t>Entorno de ejecución: JDK 25 (el servidor y el cliente web se compilan con nivel 17, el cliente de consola con nivel 21 y el de escritorio con nivel 25), y Payara Server con Jakarta EE para publicar el servicio SOAP.</w:t>
       </w:r>
     </w:p>
     <w:p>
@@ -30788,25 +29722,7 @@
           <w:sz w:val="24"/>
           <w:szCs w:val="24"/>
         </w:rPr>
-        <w:t xml:space="preserve">Completar en el servidor las validaciones que hoy solo hacen los clientes: rechazar magnitudes o unidades inexistentes (actualmente la operación </w:t>
-      </w:r>
-      <w:proofErr w:type="spellStart"/>
-      <w:r>
-        <w:rPr>
-          <w:rFonts w:ascii="Times New Roman" w:hAnsi="Times New Roman" w:cs="Times New Roman"/>
-          <w:sz w:val="24"/>
-          <w:szCs w:val="24"/>
-        </w:rPr>
-        <w:t>convert</w:t>
-      </w:r>
-      <w:proofErr w:type="spellEnd"/>
-      <w:r>
-        <w:rPr>
-          <w:rFonts w:ascii="Times New Roman" w:hAnsi="Times New Roman" w:cs="Times New Roman"/>
-          <w:sz w:val="24"/>
-          <w:szCs w:val="24"/>
-        </w:rPr>
-        <w:t xml:space="preserve"> devuelve OK con resultado 0), valores negativos fuera de temperatura y temperaturas bajo el cero absoluto.</w:t>
+        <w:t>Completar en el servidor las validaciones que hoy solo hacen los clientes: rechazar magnitudes o unidades inexistentes (actualmente la operación convert devuelve OK con resultado 0), valores negativos fuera de temperatura y temperaturas bajo el cero absoluto.</w:t>
       </w:r>
     </w:p>
     <w:p>
@@ -30829,61 +29745,7 @@
           <w:sz w:val="24"/>
           <w:szCs w:val="24"/>
         </w:rPr>
-        <w:t xml:space="preserve">Unificar el mensaje de token inválido de la operación </w:t>
-      </w:r>
-      <w:proofErr w:type="spellStart"/>
-      <w:r>
-        <w:rPr>
-          <w:rFonts w:ascii="Times New Roman" w:hAnsi="Times New Roman" w:cs="Times New Roman"/>
-          <w:sz w:val="24"/>
-          <w:szCs w:val="24"/>
-        </w:rPr>
-        <w:t>convert</w:t>
-      </w:r>
-      <w:proofErr w:type="spellEnd"/>
-      <w:r>
-        <w:rPr>
-          <w:rFonts w:ascii="Times New Roman" w:hAnsi="Times New Roman" w:cs="Times New Roman"/>
-          <w:sz w:val="24"/>
-          <w:szCs w:val="24"/>
-        </w:rPr>
-        <w:t xml:space="preserve"> («</w:t>
-      </w:r>
-      <w:proofErr w:type="spellStart"/>
-      <w:r>
-        <w:rPr>
-          <w:rFonts w:ascii="Times New Roman" w:hAnsi="Times New Roman" w:cs="Times New Roman"/>
-          <w:sz w:val="24"/>
-          <w:szCs w:val="24"/>
-        </w:rPr>
-        <w:t>Invalid</w:t>
-      </w:r>
-      <w:proofErr w:type="spellEnd"/>
-      <w:r>
-        <w:rPr>
-          <w:rFonts w:ascii="Times New Roman" w:hAnsi="Times New Roman" w:cs="Times New Roman"/>
-          <w:sz w:val="24"/>
-          <w:szCs w:val="24"/>
-        </w:rPr>
-        <w:t xml:space="preserve"> Token») con el de la operación </w:t>
-      </w:r>
-      <w:proofErr w:type="spellStart"/>
-      <w:r>
-        <w:rPr>
-          <w:rFonts w:ascii="Times New Roman" w:hAnsi="Times New Roman" w:cs="Times New Roman"/>
-          <w:sz w:val="24"/>
-          <w:szCs w:val="24"/>
-        </w:rPr>
-        <w:t>catalog</w:t>
-      </w:r>
-      <w:proofErr w:type="spellEnd"/>
-      <w:r>
-        <w:rPr>
-          <w:rFonts w:ascii="Times New Roman" w:hAnsi="Times New Roman" w:cs="Times New Roman"/>
-          <w:sz w:val="24"/>
-          <w:szCs w:val="24"/>
-        </w:rPr>
-        <w:t xml:space="preserve"> («Token Inválido») y guardar los tokens en una colección segura para accesos concurrentes.</w:t>
+        <w:t>Unificar el mensaje de token inválido de la operación convert («Invalid Token») con el de la operación catalog («Token Inválido») y guardar los tokens en una colección segura para accesos concurrentes.</w:t>
       </w:r>
     </w:p>
     <w:p>
@@ -31153,27 +30015,7 @@
           <w:szCs w:val="24"/>
           <w:lang w:val="en-US"/>
         </w:rPr>
-        <w:t>Apache Software Foundation. (</w:t>
-      </w:r>
-      <w:proofErr w:type="spellStart"/>
-      <w:r>
-        <w:rPr>
-          <w:rFonts w:ascii="Times New Roman" w:hAnsi="Times New Roman" w:cs="Times New Roman"/>
-          <w:sz w:val="24"/>
-          <w:szCs w:val="24"/>
-          <w:lang w:val="en-US"/>
-        </w:rPr>
-        <w:t>s.f.</w:t>
-      </w:r>
-      <w:proofErr w:type="spellEnd"/>
-      <w:r>
-        <w:rPr>
-          <w:rFonts w:ascii="Times New Roman" w:hAnsi="Times New Roman" w:cs="Times New Roman"/>
-          <w:sz w:val="24"/>
-          <w:szCs w:val="24"/>
-          <w:lang w:val="en-US"/>
-        </w:rPr>
-        <w:t xml:space="preserve">). Apache Maven project documentation. </w:t>
+        <w:t xml:space="preserve">Apache Software Foundation. (s.f.). Apache Maven project documentation. </w:t>
       </w:r>
       <w:r>
         <w:rPr>
@@ -31214,25 +30056,7 @@
           <w:sz w:val="24"/>
           <w:szCs w:val="24"/>
         </w:rPr>
-        <w:t xml:space="preserve">Apache Software </w:t>
-      </w:r>
-      <w:proofErr w:type="spellStart"/>
-      <w:r>
-        <w:rPr>
-          <w:rFonts w:ascii="Times New Roman" w:hAnsi="Times New Roman" w:cs="Times New Roman"/>
-          <w:sz w:val="24"/>
-          <w:szCs w:val="24"/>
-        </w:rPr>
-        <w:t>Foundation</w:t>
-      </w:r>
-      <w:proofErr w:type="spellEnd"/>
-      <w:r>
-        <w:rPr>
-          <w:rFonts w:ascii="Times New Roman" w:hAnsi="Times New Roman" w:cs="Times New Roman"/>
-          <w:sz w:val="24"/>
-          <w:szCs w:val="24"/>
-        </w:rPr>
-        <w:t>. (2020). Manual de usuario de NetBeans: documentación oficial del IDE NetBeans para desarrollo Java web.</w:t>
+        <w:t>Apache Software Foundation. (2020). Manual de usuario de NetBeans: documentación oficial del IDE NetBeans para desarrollo Java web.</w:t>
       </w:r>
     </w:p>
     <w:p>
@@ -31266,27 +30090,7 @@
           <w:szCs w:val="24"/>
           <w:lang w:val="en-US"/>
         </w:rPr>
-        <w:t>Eclipse Foundation. (</w:t>
-      </w:r>
-      <w:proofErr w:type="spellStart"/>
-      <w:r>
-        <w:rPr>
-          <w:rFonts w:ascii="Times New Roman" w:hAnsi="Times New Roman" w:cs="Times New Roman"/>
-          <w:sz w:val="24"/>
-          <w:szCs w:val="24"/>
-          <w:lang w:val="en-US"/>
-        </w:rPr>
-        <w:t>s.f.</w:t>
-      </w:r>
-      <w:proofErr w:type="spellEnd"/>
-      <w:r>
-        <w:rPr>
-          <w:rFonts w:ascii="Times New Roman" w:hAnsi="Times New Roman" w:cs="Times New Roman"/>
-          <w:sz w:val="24"/>
-          <w:szCs w:val="24"/>
-          <w:lang w:val="en-US"/>
-        </w:rPr>
-        <w:t xml:space="preserve">). Eclipse Metro JAX-WS. </w:t>
+        <w:t xml:space="preserve">Eclipse Foundation. (s.f.). Eclipse Metro JAX-WS. </w:t>
       </w:r>
       <w:r>
         <w:rPr>
@@ -31328,27 +30132,7 @@
           <w:szCs w:val="24"/>
           <w:lang w:val="en-US"/>
         </w:rPr>
-        <w:t>Eclipse Foundation. (</w:t>
-      </w:r>
-      <w:proofErr w:type="spellStart"/>
-      <w:r>
-        <w:rPr>
-          <w:rFonts w:ascii="Times New Roman" w:hAnsi="Times New Roman" w:cs="Times New Roman"/>
-          <w:sz w:val="24"/>
-          <w:szCs w:val="24"/>
-          <w:lang w:val="en-US"/>
-        </w:rPr>
-        <w:t>s.f.</w:t>
-      </w:r>
-      <w:proofErr w:type="spellEnd"/>
-      <w:r>
-        <w:rPr>
-          <w:rFonts w:ascii="Times New Roman" w:hAnsi="Times New Roman" w:cs="Times New Roman"/>
-          <w:sz w:val="24"/>
-          <w:szCs w:val="24"/>
-          <w:lang w:val="en-US"/>
-        </w:rPr>
-        <w:t xml:space="preserve">). Jakarta EE Platform 11. </w:t>
+        <w:t xml:space="preserve">Eclipse Foundation. (s.f.). Jakarta EE Platform 11. </w:t>
       </w:r>
       <w:r>
         <w:rPr>
@@ -31390,27 +30174,7 @@
           <w:szCs w:val="24"/>
           <w:lang w:val="en-US"/>
         </w:rPr>
-        <w:t>Eclipse Foundation. (</w:t>
-      </w:r>
-      <w:proofErr w:type="spellStart"/>
-      <w:r>
-        <w:rPr>
-          <w:rFonts w:ascii="Times New Roman" w:hAnsi="Times New Roman" w:cs="Times New Roman"/>
-          <w:sz w:val="24"/>
-          <w:szCs w:val="24"/>
-          <w:lang w:val="en-US"/>
-        </w:rPr>
-        <w:t>s.f.</w:t>
-      </w:r>
-      <w:proofErr w:type="spellEnd"/>
-      <w:r>
-        <w:rPr>
-          <w:rFonts w:ascii="Times New Roman" w:hAnsi="Times New Roman" w:cs="Times New Roman"/>
-          <w:sz w:val="24"/>
-          <w:szCs w:val="24"/>
-          <w:lang w:val="en-US"/>
-        </w:rPr>
-        <w:t xml:space="preserve">). Jakarta XML Web Services 4.0. </w:t>
+        <w:t xml:space="preserve">Eclipse Foundation. (s.f.). Jakarta XML Web Services 4.0. </w:t>
       </w:r>
       <w:r>
         <w:rPr>
@@ -31493,43 +30257,7 @@
           <w:sz w:val="24"/>
           <w:szCs w:val="24"/>
         </w:rPr>
-        <w:t xml:space="preserve">Oracle </w:t>
-      </w:r>
-      <w:proofErr w:type="spellStart"/>
-      <w:r>
-        <w:rPr>
-          <w:rFonts w:ascii="Times New Roman" w:hAnsi="Times New Roman" w:cs="Times New Roman"/>
-          <w:sz w:val="24"/>
-          <w:szCs w:val="24"/>
-        </w:rPr>
-        <w:t>Corporation</w:t>
-      </w:r>
-      <w:proofErr w:type="spellEnd"/>
-      <w:r>
-        <w:rPr>
-          <w:rFonts w:ascii="Times New Roman" w:hAnsi="Times New Roman" w:cs="Times New Roman"/>
-          <w:sz w:val="24"/>
-          <w:szCs w:val="24"/>
-        </w:rPr>
-        <w:t xml:space="preserve">. (s.f.). Java SE </w:t>
-      </w:r>
-      <w:proofErr w:type="spellStart"/>
-      <w:r>
-        <w:rPr>
-          <w:rFonts w:ascii="Times New Roman" w:hAnsi="Times New Roman" w:cs="Times New Roman"/>
-          <w:sz w:val="24"/>
-          <w:szCs w:val="24"/>
-        </w:rPr>
-        <w:t>documentation</w:t>
-      </w:r>
-      <w:proofErr w:type="spellEnd"/>
-      <w:r>
-        <w:rPr>
-          <w:rFonts w:ascii="Times New Roman" w:hAnsi="Times New Roman" w:cs="Times New Roman"/>
-          <w:sz w:val="24"/>
-          <w:szCs w:val="24"/>
-        </w:rPr>
-        <w:t>. Recuperado el 26 de abril de 2026, de https://docs.oracle.com/en/java/javase/</w:t>
+        <w:t>Oracle Corporation. (s.f.). Java SE documentation. Recuperado el 26 de abril de 2026, de https://docs.oracle.com/en/java/javase/</w:t>
       </w:r>
     </w:p>
     <w:p>
@@ -31562,43 +30290,7 @@
           <w:sz w:val="24"/>
           <w:szCs w:val="24"/>
         </w:rPr>
-        <w:t xml:space="preserve">Payara </w:t>
-      </w:r>
-      <w:proofErr w:type="spellStart"/>
-      <w:r>
-        <w:rPr>
-          <w:rFonts w:ascii="Times New Roman" w:hAnsi="Times New Roman" w:cs="Times New Roman"/>
-          <w:sz w:val="24"/>
-          <w:szCs w:val="24"/>
-        </w:rPr>
-        <w:t>Services</w:t>
-      </w:r>
-      <w:proofErr w:type="spellEnd"/>
-      <w:r>
-        <w:rPr>
-          <w:rFonts w:ascii="Times New Roman" w:hAnsi="Times New Roman" w:cs="Times New Roman"/>
-          <w:sz w:val="24"/>
-          <w:szCs w:val="24"/>
-        </w:rPr>
-        <w:t xml:space="preserve"> Ltd. (s.f.). Payara Server </w:t>
-      </w:r>
-      <w:proofErr w:type="spellStart"/>
-      <w:r>
-        <w:rPr>
-          <w:rFonts w:ascii="Times New Roman" w:hAnsi="Times New Roman" w:cs="Times New Roman"/>
-          <w:sz w:val="24"/>
-          <w:szCs w:val="24"/>
-        </w:rPr>
-        <w:t>documentation</w:t>
-      </w:r>
-      <w:proofErr w:type="spellEnd"/>
-      <w:r>
-        <w:rPr>
-          <w:rFonts w:ascii="Times New Roman" w:hAnsi="Times New Roman" w:cs="Times New Roman"/>
-          <w:sz w:val="24"/>
-          <w:szCs w:val="24"/>
-        </w:rPr>
-        <w:t>. Recuperado el 26 de abril de 2026, de https://docs.payara.fish/community/docs/</w:t>
+        <w:t>Payara Services Ltd. (s.f.). Payara Server documentation. Recuperado el 26 de abril de 2026, de https://docs.payara.fish/community/docs/</w:t>
       </w:r>
     </w:p>
     <w:sectPr>
@@ -37439,6 +36131,10 @@
 </file>
 
 <file path=customXml/item1.xml><?xml version="1.0" encoding="utf-8"?>
+<b:Sources xmlns:b="http://schemas.openxmlformats.org/officeDocument/2006/bibliography" xmlns="http://schemas.openxmlformats.org/officeDocument/2006/bibliography" SelectedStyle="\APASixthEditionOfficeOnline.xsl" StyleName="APA" Version="6"/>
+</file>
+
+<file path=customXml/item2.xml><?xml version="1.0" encoding="utf-8"?>
 <s:customData xmlns="http://www.wps.cn/officeDocument/2013/wpsCustomData" xmlns:s="http://www.wps.cn/officeDocument/2013/wpsCustomData">
   <customSectProps>
     <customSectPr/>
@@ -37451,22 +36147,18 @@
 </s:customData>
 </file>
 
-<file path=customXml/item2.xml><?xml version="1.0" encoding="utf-8"?>
-<b:Sources xmlns:b="http://schemas.openxmlformats.org/officeDocument/2006/bibliography" xmlns="http://schemas.openxmlformats.org/officeDocument/2006/bibliography" SelectedStyle="\APASixthEditionOfficeOnline.xsl" StyleName="APA" Version="6"/>
+<file path=customXml/itemProps1.xml><?xml version="1.0" encoding="utf-8"?>
+<ds:datastoreItem xmlns:ds="http://schemas.openxmlformats.org/officeDocument/2006/customXml" ds:itemID="{06FBEFAC-8282-40E2-A1A9-AD2F238F1EEB}">
+  <ds:schemaRefs>
+    <ds:schemaRef ds:uri="http://schemas.openxmlformats.org/officeDocument/2006/bibliography"/>
+  </ds:schemaRefs>
+</ds:datastoreItem>
 </file>
 
-<file path=customXml/itemProps1.xml><?xml version="1.0" encoding="utf-8"?>
+<file path=customXml/itemProps2.xml><?xml version="1.0" encoding="utf-8"?>
 <ds:datastoreItem xmlns:ds="http://schemas.openxmlformats.org/officeDocument/2006/customXml" ds:itemID="{B1977F7D-205B-4081-913C-38D41E755F92}">
   <ds:schemaRefs>
     <ds:schemaRef ds:uri="http://www.wps.cn/officeDocument/2013/wpsCustomData"/>
   </ds:schemaRefs>
 </ds:datastoreItem>
-</file>
-
-<file path=customXml/itemProps2.xml><?xml version="1.0" encoding="utf-8"?>
-<ds:datastoreItem xmlns:ds="http://schemas.openxmlformats.org/officeDocument/2006/customXml" ds:itemID="{06FBEFAC-8282-40E2-A1A9-AD2F238F1EEB}">
-  <ds:schemaRefs>
-    <ds:schemaRef ds:uri="http://schemas.openxmlformats.org/officeDocument/2006/bibliography"/>
-  </ds:schemaRefs>
-</ds:datastoreItem>
 </file>